--- a/DLmidterm/midterm_林祐安.docx
+++ b/DLmidterm/midterm_林祐安.docx
@@ -71,25 +71,88 @@
     </w:p>
     <w:p>
       <w:pPr>
-        <w:rPr>
-          <w:rFonts w:hint="eastAsia"/>
-        </w:rPr>
-      </w:pPr>
+        <w:pStyle w:val="a3"/>
+        <w:ind w:leftChars="0" w:left="284"/>
+        <w:jc w:val="both"/>
+        <w:rPr>
+          <w:rFonts w:ascii="Times New Roman" w:eastAsia="標楷體" w:hAnsi="Times New Roman" w:cs="Times New Roman"/>
+        </w:rPr>
+      </w:pPr>
+      <w:r>
+        <w:rPr>
+          <w:rFonts w:ascii="Times New Roman" w:eastAsia="標楷體" w:hAnsi="Times New Roman" w:cs="Times New Roman" w:hint="eastAsia"/>
+        </w:rPr>
+        <w:t>三個同架構模型，</w:t>
+      </w:r>
+      <w:proofErr w:type="gramStart"/>
+      <w:r>
+        <w:rPr>
+          <w:rFonts w:ascii="Times New Roman" w:eastAsia="標楷體" w:hAnsi="Times New Roman" w:cs="Times New Roman" w:hint="eastAsia"/>
+        </w:rPr>
+        <w:t>優化器</w:t>
+      </w:r>
+      <w:proofErr w:type="gramEnd"/>
+      <w:r>
+        <w:rPr>
+          <w:rFonts w:ascii="Times New Roman" w:eastAsia="標楷體" w:hAnsi="Times New Roman" w:cs="Times New Roman" w:hint="eastAsia"/>
+        </w:rPr>
+        <w:t>與</w:t>
+      </w:r>
+      <w:r>
+        <w:rPr>
+          <w:rFonts w:ascii="Times New Roman" w:eastAsia="標楷體" w:hAnsi="Times New Roman" w:cs="Times New Roman" w:hint="eastAsia"/>
+        </w:rPr>
+        <w:t>b</w:t>
+      </w:r>
+      <w:r>
+        <w:rPr>
+          <w:rFonts w:ascii="Times New Roman" w:eastAsia="標楷體" w:hAnsi="Times New Roman" w:cs="Times New Roman"/>
+        </w:rPr>
+        <w:t>atch size</w:t>
+      </w:r>
+      <w:r>
+        <w:rPr>
+          <w:rFonts w:ascii="Times New Roman" w:eastAsia="標楷體" w:hAnsi="Times New Roman" w:cs="Times New Roman" w:hint="eastAsia"/>
+        </w:rPr>
+        <w:t>不同</w:t>
+      </w:r>
+      <w:r>
+        <w:rPr>
+          <w:rFonts w:ascii="Times New Roman" w:eastAsia="標楷體" w:hAnsi="Times New Roman" w:cs="Times New Roman" w:hint="eastAsia"/>
+        </w:rPr>
+        <w:t>，並行預測，取</w:t>
+      </w:r>
+      <w:proofErr w:type="gramStart"/>
+      <w:r>
+        <w:rPr>
+          <w:rFonts w:ascii="Times New Roman" w:eastAsia="標楷體" w:hAnsi="Times New Roman" w:cs="Times New Roman" w:hint="eastAsia"/>
+        </w:rPr>
+        <w:t>多數決當預測</w:t>
+      </w:r>
+      <w:proofErr w:type="gramEnd"/>
+      <w:r>
+        <w:rPr>
+          <w:rFonts w:ascii="Times New Roman" w:eastAsia="標楷體" w:hAnsi="Times New Roman" w:cs="Times New Roman" w:hint="eastAsia"/>
+        </w:rPr>
+        <w:t>值。</w:t>
+      </w:r>
+    </w:p>
+    <w:p>
       <w:r>
         <w:rPr>
           <w:noProof/>
         </w:rPr>
         <w:drawing>
-          <wp:anchor distT="0" distB="0" distL="114300" distR="114300" simplePos="0" relativeHeight="251658240" behindDoc="0" locked="0" layoutInCell="1" allowOverlap="1" wp14:anchorId="70CADE23" wp14:editId="6AD7AD1B">
+          <wp:anchor distT="0" distB="0" distL="114300" distR="114300" simplePos="0" relativeHeight="251658240" behindDoc="0" locked="0" layoutInCell="1" allowOverlap="1" wp14:anchorId="70CADE23" wp14:editId="69F4A5B3">
             <wp:simplePos x="0" y="0"/>
-            <wp:positionH relativeFrom="column">
-              <wp:posOffset>59690</wp:posOffset>
+            <wp:positionH relativeFrom="margin">
+              <wp:posOffset>402589</wp:posOffset>
             </wp:positionH>
             <wp:positionV relativeFrom="paragraph">
               <wp:posOffset>31115</wp:posOffset>
             </wp:positionV>
-            <wp:extent cx="5295900" cy="8967630"/>
-            <wp:effectExtent l="0" t="0" r="0" b="5080"/>
+            <wp:extent cx="4467225" cy="5581214"/>
+            <wp:effectExtent l="0" t="0" r="0" b="635"/>
             <wp:wrapNone/>
             <wp:docPr id="1" name="圖片 1"/>
             <wp:cNvGraphicFramePr>
@@ -117,7 +180,7 @@
                   <pic:spPr>
                     <a:xfrm>
                       <a:off x="0" y="0"/>
-                      <a:ext cx="5305014" cy="8983062"/>
+                      <a:ext cx="4503129" cy="5626072"/>
                     </a:xfrm>
                     <a:prstGeom prst="rect">
                       <a:avLst/>
@@ -160,38 +223,6 @@
     <w:p/>
     <w:p/>
     <w:p/>
-    <w:p/>
-    <w:p/>
-    <w:p/>
-    <w:p/>
-    <w:p/>
-    <w:p/>
-    <w:p/>
-    <w:p/>
-    <w:p/>
-    <w:p/>
-    <w:p/>
-    <w:p/>
-    <w:p>
-      <w:pPr>
-        <w:pStyle w:val="a3"/>
-        <w:ind w:leftChars="0" w:left="284"/>
-        <w:jc w:val="both"/>
-        <w:rPr>
-          <w:rFonts w:ascii="Times New Roman" w:eastAsia="標楷體" w:hAnsi="Times New Roman" w:cs="Times New Roman" w:hint="eastAsia"/>
-        </w:rPr>
-      </w:pPr>
-    </w:p>
-    <w:p>
-      <w:pPr>
-        <w:pStyle w:val="a3"/>
-        <w:ind w:leftChars="0" w:left="284"/>
-        <w:jc w:val="both"/>
-        <w:rPr>
-          <w:rFonts w:ascii="Times New Roman" w:eastAsia="標楷體" w:hAnsi="Times New Roman" w:cs="Times New Roman" w:hint="eastAsia"/>
-        </w:rPr>
-      </w:pPr>
-    </w:p>
     <w:p>
       <w:pPr>
         <w:pStyle w:val="a3"/>
@@ -209,7 +240,6 @@
         <w:rPr>
           <w:rFonts w:ascii="Times New Roman" w:eastAsia="標楷體" w:hAnsi="Times New Roman" w:cs="Times New Roman" w:hint="eastAsia"/>
         </w:rPr>
-        <w:lastRenderedPageBreak/>
         <w:t>預處理方法：</w:t>
       </w:r>
     </w:p>
@@ -239,22 +269,100 @@
         <w:rPr>
           <w:rFonts w:hint="eastAsia"/>
         </w:rPr>
-        <w:t>去除雜訊，計算回歸去除線條，並用多進程處理大量圖片加速</w:t>
-      </w:r>
-    </w:p>
-    <w:p>
-      <w:pPr>
-        <w:ind w:left="480"/>
-      </w:pPr>
-      <w:r>
-        <w:rPr>
+        <w:t>去除雜訊，計算回歸去除線條，並用多進程</w:t>
+      </w:r>
+      <w:r>
+        <w:rPr>
+          <w:rFonts w:hint="eastAsia"/>
+        </w:rPr>
+        <w:t>加速，原本</w:t>
+      </w:r>
+      <w:proofErr w:type="gramStart"/>
+      <w:r>
+        <w:rPr>
+          <w:rFonts w:hint="eastAsia"/>
+        </w:rPr>
+        <w:t>5000</w:t>
+      </w:r>
+      <w:r>
+        <w:rPr>
+          <w:rFonts w:hint="eastAsia"/>
+        </w:rPr>
+        <w:t>張圖需處理</w:t>
+      </w:r>
+      <w:proofErr w:type="gramEnd"/>
+      <w:r>
+        <w:rPr>
+          <w:rFonts w:hint="eastAsia"/>
+        </w:rPr>
+        <w:t>11</w:t>
+      </w:r>
+      <w:r>
+        <w:rPr>
+          <w:rFonts w:hint="eastAsia"/>
+        </w:rPr>
+        <w:t>小時，縮短為</w:t>
+      </w:r>
+      <w:r>
+        <w:rPr>
+          <w:rFonts w:hint="eastAsia"/>
+        </w:rPr>
+        <w:t>712</w:t>
+      </w:r>
+      <w:r>
+        <w:rPr>
+          <w:rFonts w:hint="eastAsia"/>
+        </w:rPr>
+        <w:t>秒</w:t>
+      </w:r>
+    </w:p>
+    <w:p>
+      <w:pPr>
+        <w:pStyle w:val="a3"/>
+        <w:numPr>
+          <w:ilvl w:val="0"/>
+          <w:numId w:val="1"/>
+        </w:numPr>
+        <w:ind w:leftChars="0"/>
+        <w:jc w:val="both"/>
+        <w:rPr>
+          <w:rFonts w:ascii="Times New Roman" w:eastAsia="標楷體" w:hAnsi="Times New Roman" w:cs="Times New Roman"/>
+        </w:rPr>
+      </w:pPr>
+      <w:r>
+        <w:rPr>
+          <w:rFonts w:ascii="Times New Roman" w:eastAsia="標楷體" w:hAnsi="Times New Roman" w:cs="Times New Roman" w:hint="eastAsia"/>
+        </w:rPr>
+        <w:t>訓練正確率：</w:t>
+      </w:r>
+    </w:p>
+    <w:p>
+      <w:pPr>
+        <w:pStyle w:val="a3"/>
+        <w:ind w:leftChars="0" w:left="284"/>
+        <w:jc w:val="both"/>
+        <w:rPr>
+          <w:rFonts w:ascii="Times New Roman" w:eastAsia="標楷體" w:hAnsi="Times New Roman" w:cs="Times New Roman"/>
+        </w:rPr>
+      </w:pPr>
+      <w:r>
+        <w:rPr>
+          <w:rFonts w:ascii="Times New Roman" w:eastAsia="標楷體" w:hAnsi="Times New Roman" w:cs="Times New Roman"/>
           <w:noProof/>
         </w:rPr>
         <w:drawing>
-          <wp:inline distT="0" distB="0" distL="0" distR="0" wp14:anchorId="65D34732" wp14:editId="1EF523E4">
-            <wp:extent cx="6479540" cy="5429885"/>
+          <wp:anchor distT="0" distB="0" distL="114300" distR="114300" simplePos="0" relativeHeight="251660288" behindDoc="1" locked="0" layoutInCell="1" allowOverlap="1" wp14:anchorId="206D8DBA" wp14:editId="1A59F5CE">
+            <wp:simplePos x="0" y="0"/>
+            <wp:positionH relativeFrom="column">
+              <wp:posOffset>154940</wp:posOffset>
+            </wp:positionH>
+            <wp:positionV relativeFrom="paragraph">
+              <wp:posOffset>40640</wp:posOffset>
+            </wp:positionV>
+            <wp:extent cx="6477000" cy="742950"/>
             <wp:effectExtent l="0" t="0" r="0" b="0"/>
-            <wp:docPr id="2" name="圖片 2"/>
+            <wp:wrapNone/>
+            <wp:docPr id="6" name="圖片 6"/>
             <wp:cNvGraphicFramePr>
               <a:graphicFrameLocks xmlns:a="http://schemas.openxmlformats.org/drawingml/2006/main" noChangeAspect="1"/>
             </wp:cNvGraphicFramePr>
@@ -262,28 +370,41 @@
               <a:graphicData uri="http://schemas.openxmlformats.org/drawingml/2006/picture">
                 <pic:pic xmlns:pic="http://schemas.openxmlformats.org/drawingml/2006/picture">
                   <pic:nvPicPr>
-                    <pic:cNvPr id="1" name=""/>
-                    <pic:cNvPicPr/>
+                    <pic:cNvPr id="0" name="Picture 1"/>
+                    <pic:cNvPicPr>
+                      <a:picLocks noChangeAspect="1" noChangeArrowheads="1"/>
+                    </pic:cNvPicPr>
                   </pic:nvPicPr>
                   <pic:blipFill>
-                    <a:blip r:embed="rId8"/>
+                    <a:blip r:embed="rId8">
+                      <a:extLst>
+                        <a:ext uri="{28A0092B-C50C-407E-A947-70E740481C1C}">
+                          <a14:useLocalDpi xmlns:a14="http://schemas.microsoft.com/office/drawing/2010/main" val="0"/>
+                        </a:ext>
+                      </a:extLst>
+                    </a:blip>
+                    <a:srcRect/>
                     <a:stretch>
                       <a:fillRect/>
                     </a:stretch>
                   </pic:blipFill>
-                  <pic:spPr>
+                  <pic:spPr bwMode="auto">
                     <a:xfrm>
                       <a:off x="0" y="0"/>
-                      <a:ext cx="6479540" cy="5429885"/>
+                      <a:ext cx="6477000" cy="742950"/>
                     </a:xfrm>
                     <a:prstGeom prst="rect">
                       <a:avLst/>
                     </a:prstGeom>
+                    <a:noFill/>
+                    <a:ln>
+                      <a:noFill/>
+                    </a:ln>
                   </pic:spPr>
                 </pic:pic>
               </a:graphicData>
             </a:graphic>
-          </wp:inline>
+          </wp:anchor>
         </w:drawing>
       </w:r>
     </w:p>
@@ -291,14 +412,183 @@
       <w:pPr>
         <w:ind w:left="480"/>
       </w:pPr>
-      <w:r>
-        <w:rPr>
+    </w:p>
+    <w:p>
+      <w:pPr>
+        <w:ind w:left="480"/>
+      </w:pPr>
+    </w:p>
+    <w:p>
+      <w:pPr>
+        <w:ind w:left="480"/>
+      </w:pPr>
+      <w:r>
+        <w:rPr>
+          <w:rFonts w:hint="eastAsia"/>
           <w:noProof/>
         </w:rPr>
         <w:drawing>
-          <wp:inline distT="0" distB="0" distL="0" distR="0" wp14:anchorId="33BFD55B" wp14:editId="28ADFFBA">
-            <wp:extent cx="4871872" cy="3448050"/>
-            <wp:effectExtent l="0" t="0" r="5080" b="0"/>
+          <wp:anchor distT="0" distB="0" distL="114300" distR="114300" simplePos="0" relativeHeight="251661312" behindDoc="0" locked="0" layoutInCell="1" allowOverlap="1" wp14:anchorId="718EAC74" wp14:editId="458CD927">
+            <wp:simplePos x="0" y="0"/>
+            <wp:positionH relativeFrom="column">
+              <wp:posOffset>173990</wp:posOffset>
+            </wp:positionH>
+            <wp:positionV relativeFrom="paragraph">
+              <wp:posOffset>50165</wp:posOffset>
+            </wp:positionV>
+            <wp:extent cx="6477000" cy="704850"/>
+            <wp:effectExtent l="0" t="0" r="0" b="0"/>
+            <wp:wrapNone/>
+            <wp:docPr id="8" name="圖片 8"/>
+            <wp:cNvGraphicFramePr>
+              <a:graphicFrameLocks xmlns:a="http://schemas.openxmlformats.org/drawingml/2006/main" noChangeAspect="1"/>
+            </wp:cNvGraphicFramePr>
+            <a:graphic xmlns:a="http://schemas.openxmlformats.org/drawingml/2006/main">
+              <a:graphicData uri="http://schemas.openxmlformats.org/drawingml/2006/picture">
+                <pic:pic xmlns:pic="http://schemas.openxmlformats.org/drawingml/2006/picture">
+                  <pic:nvPicPr>
+                    <pic:cNvPr id="0" name="Picture 3"/>
+                    <pic:cNvPicPr>
+                      <a:picLocks noChangeAspect="1" noChangeArrowheads="1"/>
+                    </pic:cNvPicPr>
+                  </pic:nvPicPr>
+                  <pic:blipFill>
+                    <a:blip r:embed="rId9">
+                      <a:extLst>
+                        <a:ext uri="{28A0092B-C50C-407E-A947-70E740481C1C}">
+                          <a14:useLocalDpi xmlns:a14="http://schemas.microsoft.com/office/drawing/2010/main" val="0"/>
+                        </a:ext>
+                      </a:extLst>
+                    </a:blip>
+                    <a:srcRect/>
+                    <a:stretch>
+                      <a:fillRect/>
+                    </a:stretch>
+                  </pic:blipFill>
+                  <pic:spPr bwMode="auto">
+                    <a:xfrm>
+                      <a:off x="0" y="0"/>
+                      <a:ext cx="6477000" cy="704850"/>
+                    </a:xfrm>
+                    <a:prstGeom prst="rect">
+                      <a:avLst/>
+                    </a:prstGeom>
+                    <a:noFill/>
+                    <a:ln>
+                      <a:noFill/>
+                    </a:ln>
+                  </pic:spPr>
+                </pic:pic>
+              </a:graphicData>
+            </a:graphic>
+          </wp:anchor>
+        </w:drawing>
+      </w:r>
+    </w:p>
+    <w:p>
+      <w:pPr>
+        <w:ind w:left="480"/>
+      </w:pPr>
+    </w:p>
+    <w:p/>
+    <w:p>
+      <w:r>
+        <w:rPr>
+          <w:noProof/>
+        </w:rPr>
+        <w:drawing>
+          <wp:anchor distT="0" distB="0" distL="114300" distR="114300" simplePos="0" relativeHeight="251659264" behindDoc="0" locked="0" layoutInCell="1" allowOverlap="1" wp14:anchorId="6C410A49" wp14:editId="25D83360">
+            <wp:simplePos x="0" y="0"/>
+            <wp:positionH relativeFrom="column">
+              <wp:posOffset>183515</wp:posOffset>
+            </wp:positionH>
+            <wp:positionV relativeFrom="paragraph">
+              <wp:posOffset>40640</wp:posOffset>
+            </wp:positionV>
+            <wp:extent cx="6477000" cy="723900"/>
+            <wp:effectExtent l="0" t="0" r="0" b="0"/>
+            <wp:wrapNone/>
+            <wp:docPr id="7" name="圖片 7"/>
+            <wp:cNvGraphicFramePr>
+              <a:graphicFrameLocks xmlns:a="http://schemas.openxmlformats.org/drawingml/2006/main" noChangeAspect="1"/>
+            </wp:cNvGraphicFramePr>
+            <a:graphic xmlns:a="http://schemas.openxmlformats.org/drawingml/2006/main">
+              <a:graphicData uri="http://schemas.openxmlformats.org/drawingml/2006/picture">
+                <pic:pic xmlns:pic="http://schemas.openxmlformats.org/drawingml/2006/picture">
+                  <pic:nvPicPr>
+                    <pic:cNvPr id="0" name="Picture 2"/>
+                    <pic:cNvPicPr>
+                      <a:picLocks noChangeAspect="1" noChangeArrowheads="1"/>
+                    </pic:cNvPicPr>
+                  </pic:nvPicPr>
+                  <pic:blipFill>
+                    <a:blip r:embed="rId10">
+                      <a:extLst>
+                        <a:ext uri="{28A0092B-C50C-407E-A947-70E740481C1C}">
+                          <a14:useLocalDpi xmlns:a14="http://schemas.microsoft.com/office/drawing/2010/main" val="0"/>
+                        </a:ext>
+                      </a:extLst>
+                    </a:blip>
+                    <a:srcRect/>
+                    <a:stretch>
+                      <a:fillRect/>
+                    </a:stretch>
+                  </pic:blipFill>
+                  <pic:spPr bwMode="auto">
+                    <a:xfrm>
+                      <a:off x="0" y="0"/>
+                      <a:ext cx="6477000" cy="723900"/>
+                    </a:xfrm>
+                    <a:prstGeom prst="rect">
+                      <a:avLst/>
+                    </a:prstGeom>
+                    <a:noFill/>
+                    <a:ln>
+                      <a:noFill/>
+                    </a:ln>
+                  </pic:spPr>
+                </pic:pic>
+              </a:graphicData>
+            </a:graphic>
+          </wp:anchor>
+        </w:drawing>
+      </w:r>
+    </w:p>
+    <w:p/>
+    <w:p/>
+    <w:p>
+      <w:pPr>
+        <w:pStyle w:val="a3"/>
+        <w:numPr>
+          <w:ilvl w:val="0"/>
+          <w:numId w:val="1"/>
+        </w:numPr>
+        <w:ind w:leftChars="0"/>
+        <w:jc w:val="both"/>
+        <w:rPr>
+          <w:rFonts w:ascii="Times New Roman" w:eastAsia="標楷體" w:hAnsi="Times New Roman" w:cs="Times New Roman" w:hint="eastAsia"/>
+        </w:rPr>
+      </w:pPr>
+      <w:r>
+        <w:rPr>
+          <w:rFonts w:ascii="Times New Roman" w:eastAsia="標楷體" w:hAnsi="Times New Roman" w:cs="Times New Roman" w:hint="eastAsia"/>
+        </w:rPr>
+        <w:lastRenderedPageBreak/>
+        <w:t>測試正確率：</w:t>
+      </w:r>
+    </w:p>
+    <w:p>
+      <w:pPr>
+        <w:jc w:val="center"/>
+      </w:pPr>
+      <w:r>
+        <w:rPr>
+          <w:noProof/>
+        </w:rPr>
+        <w:drawing>
+          <wp:inline distT="0" distB="0" distL="0" distR="0" wp14:anchorId="5E7EAAA0" wp14:editId="7A61C404">
+            <wp:extent cx="2980952" cy="485714"/>
+            <wp:effectExtent l="0" t="0" r="0" b="0"/>
             <wp:docPr id="3" name="圖片 3"/>
             <wp:cNvGraphicFramePr>
               <a:graphicFrameLocks xmlns:a="http://schemas.openxmlformats.org/drawingml/2006/main" noChangeAspect="1"/>
@@ -311,7 +601,7 @@
                     <pic:cNvPicPr/>
                   </pic:nvPicPr>
                   <pic:blipFill>
-                    <a:blip r:embed="rId9"/>
+                    <a:blip r:embed="rId11"/>
                     <a:stretch>
                       <a:fillRect/>
                     </a:stretch>
@@ -319,7 +609,7 @@
                   <pic:spPr>
                     <a:xfrm>
                       <a:off x="0" y="0"/>
-                      <a:ext cx="4886342" cy="3458291"/>
+                      <a:ext cx="2980952" cy="485714"/>
                     </a:xfrm>
                     <a:prstGeom prst="rect">
                       <a:avLst/>
@@ -349,22 +639,383 @@
         <w:rPr>
           <w:rFonts w:ascii="Times New Roman" w:eastAsia="標楷體" w:hAnsi="Times New Roman" w:cs="Times New Roman" w:hint="eastAsia"/>
         </w:rPr>
-        <w:lastRenderedPageBreak/>
-        <w:t>訓練正確率：</w:t>
-      </w:r>
-    </w:p>
-    <w:p>
-      <w:pPr>
-        <w:ind w:left="480"/>
+        <w:t>測試結果：</w:t>
+      </w:r>
+    </w:p>
+    <w:p>
+      <w:pPr>
+        <w:rPr>
+          <w:rFonts w:hint="eastAsia"/>
+        </w:rPr>
       </w:pPr>
       <w:r>
         <w:rPr>
           <w:noProof/>
         </w:rPr>
         <w:drawing>
-          <wp:inline distT="0" distB="0" distL="0" distR="0" wp14:anchorId="7835470A" wp14:editId="6167FF39">
-            <wp:extent cx="6479540" cy="1349375"/>
-            <wp:effectExtent l="0" t="0" r="0" b="3175"/>
+          <wp:anchor distT="0" distB="0" distL="114300" distR="114300" simplePos="0" relativeHeight="251667456" behindDoc="0" locked="0" layoutInCell="1" allowOverlap="1" wp14:anchorId="285ACD66" wp14:editId="235321F6">
+            <wp:simplePos x="0" y="0"/>
+            <wp:positionH relativeFrom="margin">
+              <wp:posOffset>3386138</wp:posOffset>
+            </wp:positionH>
+            <wp:positionV relativeFrom="paragraph">
+              <wp:posOffset>1230948</wp:posOffset>
+            </wp:positionV>
+            <wp:extent cx="2220486" cy="6338888"/>
+            <wp:effectExtent l="0" t="0" r="8890" b="5080"/>
+            <wp:wrapNone/>
+            <wp:docPr id="20" name="圖片 20"/>
+            <wp:cNvGraphicFramePr>
+              <a:graphicFrameLocks xmlns:a="http://schemas.openxmlformats.org/drawingml/2006/main" noChangeAspect="1"/>
+            </wp:cNvGraphicFramePr>
+            <a:graphic xmlns:a="http://schemas.openxmlformats.org/drawingml/2006/main">
+              <a:graphicData uri="http://schemas.openxmlformats.org/drawingml/2006/picture">
+                <pic:pic xmlns:pic="http://schemas.openxmlformats.org/drawingml/2006/picture">
+                  <pic:nvPicPr>
+                    <pic:cNvPr id="1" name=""/>
+                    <pic:cNvPicPr/>
+                  </pic:nvPicPr>
+                  <pic:blipFill>
+                    <a:blip r:embed="rId12">
+                      <a:extLst>
+                        <a:ext uri="{28A0092B-C50C-407E-A947-70E740481C1C}">
+                          <a14:useLocalDpi xmlns:a14="http://schemas.microsoft.com/office/drawing/2010/main" val="0"/>
+                        </a:ext>
+                      </a:extLst>
+                    </a:blip>
+                    <a:stretch>
+                      <a:fillRect/>
+                    </a:stretch>
+                  </pic:blipFill>
+                  <pic:spPr>
+                    <a:xfrm>
+                      <a:off x="0" y="0"/>
+                      <a:ext cx="2220486" cy="6338888"/>
+                    </a:xfrm>
+                    <a:prstGeom prst="rect">
+                      <a:avLst/>
+                    </a:prstGeom>
+                  </pic:spPr>
+                </pic:pic>
+              </a:graphicData>
+            </a:graphic>
+            <wp14:sizeRelH relativeFrom="margin">
+              <wp14:pctWidth>0</wp14:pctWidth>
+            </wp14:sizeRelH>
+            <wp14:sizeRelV relativeFrom="margin">
+              <wp14:pctHeight>0</wp14:pctHeight>
+            </wp14:sizeRelV>
+          </wp:anchor>
+        </w:drawing>
+      </w:r>
+      <w:r>
+        <w:rPr>
+          <w:noProof/>
+        </w:rPr>
+        <w:drawing>
+          <wp:anchor distT="0" distB="0" distL="114300" distR="114300" simplePos="0" relativeHeight="251664384" behindDoc="0" locked="0" layoutInCell="1" allowOverlap="1" wp14:anchorId="2D4D1FED" wp14:editId="2D850C3B">
+            <wp:simplePos x="0" y="0"/>
+            <wp:positionH relativeFrom="column">
+              <wp:posOffset>3407728</wp:posOffset>
+            </wp:positionH>
+            <wp:positionV relativeFrom="paragraph">
+              <wp:posOffset>483553</wp:posOffset>
+            </wp:positionV>
+            <wp:extent cx="2066925" cy="269848"/>
+            <wp:effectExtent l="0" t="0" r="0" b="0"/>
+            <wp:wrapNone/>
+            <wp:docPr id="14" name="圖片 14"/>
+            <wp:cNvGraphicFramePr>
+              <a:graphicFrameLocks xmlns:a="http://schemas.openxmlformats.org/drawingml/2006/main" noChangeAspect="1"/>
+            </wp:cNvGraphicFramePr>
+            <a:graphic xmlns:a="http://schemas.openxmlformats.org/drawingml/2006/main">
+              <a:graphicData uri="http://schemas.openxmlformats.org/drawingml/2006/picture">
+                <pic:pic xmlns:pic="http://schemas.openxmlformats.org/drawingml/2006/picture">
+                  <pic:nvPicPr>
+                    <pic:cNvPr id="1" name=""/>
+                    <pic:cNvPicPr/>
+                  </pic:nvPicPr>
+                  <pic:blipFill>
+                    <a:blip r:embed="rId13">
+                      <a:extLst>
+                        <a:ext uri="{28A0092B-C50C-407E-A947-70E740481C1C}">
+                          <a14:useLocalDpi xmlns:a14="http://schemas.microsoft.com/office/drawing/2010/main" val="0"/>
+                        </a:ext>
+                      </a:extLst>
+                    </a:blip>
+                    <a:stretch>
+                      <a:fillRect/>
+                    </a:stretch>
+                  </pic:blipFill>
+                  <pic:spPr>
+                    <a:xfrm>
+                      <a:off x="0" y="0"/>
+                      <a:ext cx="2136232" cy="278896"/>
+                    </a:xfrm>
+                    <a:prstGeom prst="rect">
+                      <a:avLst/>
+                    </a:prstGeom>
+                  </pic:spPr>
+                </pic:pic>
+              </a:graphicData>
+            </a:graphic>
+            <wp14:sizeRelH relativeFrom="margin">
+              <wp14:pctWidth>0</wp14:pctWidth>
+            </wp14:sizeRelH>
+            <wp14:sizeRelV relativeFrom="margin">
+              <wp14:pctHeight>0</wp14:pctHeight>
+            </wp14:sizeRelV>
+          </wp:anchor>
+        </w:drawing>
+      </w:r>
+      <w:r>
+        <w:rPr>
+          <w:noProof/>
+        </w:rPr>
+        <w:drawing>
+          <wp:anchor distT="0" distB="0" distL="114300" distR="114300" simplePos="0" relativeHeight="251665408" behindDoc="0" locked="0" layoutInCell="1" allowOverlap="1" wp14:anchorId="49FE9965" wp14:editId="24C48F82">
+            <wp:simplePos x="0" y="0"/>
+            <wp:positionH relativeFrom="column">
+              <wp:posOffset>3407728</wp:posOffset>
+            </wp:positionH>
+            <wp:positionV relativeFrom="paragraph">
+              <wp:posOffset>721679</wp:posOffset>
+            </wp:positionV>
+            <wp:extent cx="2160548" cy="285692"/>
+            <wp:effectExtent l="0" t="0" r="0" b="635"/>
+            <wp:wrapNone/>
+            <wp:docPr id="15" name="圖片 15"/>
+            <wp:cNvGraphicFramePr>
+              <a:graphicFrameLocks xmlns:a="http://schemas.openxmlformats.org/drawingml/2006/main" noChangeAspect="1"/>
+            </wp:cNvGraphicFramePr>
+            <a:graphic xmlns:a="http://schemas.openxmlformats.org/drawingml/2006/main">
+              <a:graphicData uri="http://schemas.openxmlformats.org/drawingml/2006/picture">
+                <pic:pic xmlns:pic="http://schemas.openxmlformats.org/drawingml/2006/picture">
+                  <pic:nvPicPr>
+                    <pic:cNvPr id="1" name=""/>
+                    <pic:cNvPicPr/>
+                  </pic:nvPicPr>
+                  <pic:blipFill>
+                    <a:blip r:embed="rId14">
+                      <a:extLst>
+                        <a:ext uri="{28A0092B-C50C-407E-A947-70E740481C1C}">
+                          <a14:useLocalDpi xmlns:a14="http://schemas.microsoft.com/office/drawing/2010/main" val="0"/>
+                        </a:ext>
+                      </a:extLst>
+                    </a:blip>
+                    <a:stretch>
+                      <a:fillRect/>
+                    </a:stretch>
+                  </pic:blipFill>
+                  <pic:spPr>
+                    <a:xfrm>
+                      <a:off x="0" y="0"/>
+                      <a:ext cx="2246382" cy="297042"/>
+                    </a:xfrm>
+                    <a:prstGeom prst="rect">
+                      <a:avLst/>
+                    </a:prstGeom>
+                  </pic:spPr>
+                </pic:pic>
+              </a:graphicData>
+            </a:graphic>
+            <wp14:sizeRelH relativeFrom="margin">
+              <wp14:pctWidth>0</wp14:pctWidth>
+            </wp14:sizeRelH>
+            <wp14:sizeRelV relativeFrom="margin">
+              <wp14:pctHeight>0</wp14:pctHeight>
+            </wp14:sizeRelV>
+          </wp:anchor>
+        </w:drawing>
+      </w:r>
+      <w:r>
+        <w:rPr>
+          <w:noProof/>
+        </w:rPr>
+        <w:drawing>
+          <wp:anchor distT="0" distB="0" distL="114300" distR="114300" simplePos="0" relativeHeight="251662336" behindDoc="0" locked="0" layoutInCell="1" allowOverlap="1" wp14:anchorId="2C616967" wp14:editId="1993E7AE">
+            <wp:simplePos x="0" y="0"/>
+            <wp:positionH relativeFrom="column">
+              <wp:posOffset>3426778</wp:posOffset>
+            </wp:positionH>
+            <wp:positionV relativeFrom="paragraph">
+              <wp:posOffset>43612</wp:posOffset>
+            </wp:positionV>
+            <wp:extent cx="2040511" cy="255791"/>
+            <wp:effectExtent l="0" t="0" r="0" b="0"/>
+            <wp:wrapNone/>
+            <wp:docPr id="12" name="圖片 12"/>
+            <wp:cNvGraphicFramePr>
+              <a:graphicFrameLocks xmlns:a="http://schemas.openxmlformats.org/drawingml/2006/main" noChangeAspect="1"/>
+            </wp:cNvGraphicFramePr>
+            <a:graphic xmlns:a="http://schemas.openxmlformats.org/drawingml/2006/main">
+              <a:graphicData uri="http://schemas.openxmlformats.org/drawingml/2006/picture">
+                <pic:pic xmlns:pic="http://schemas.openxmlformats.org/drawingml/2006/picture">
+                  <pic:nvPicPr>
+                    <pic:cNvPr id="1" name=""/>
+                    <pic:cNvPicPr/>
+                  </pic:nvPicPr>
+                  <pic:blipFill>
+                    <a:blip r:embed="rId15">
+                      <a:extLst>
+                        <a:ext uri="{28A0092B-C50C-407E-A947-70E740481C1C}">
+                          <a14:useLocalDpi xmlns:a14="http://schemas.microsoft.com/office/drawing/2010/main" val="0"/>
+                        </a:ext>
+                      </a:extLst>
+                    </a:blip>
+                    <a:stretch>
+                      <a:fillRect/>
+                    </a:stretch>
+                  </pic:blipFill>
+                  <pic:spPr>
+                    <a:xfrm>
+                      <a:off x="0" y="0"/>
+                      <a:ext cx="2106865" cy="264109"/>
+                    </a:xfrm>
+                    <a:prstGeom prst="rect">
+                      <a:avLst/>
+                    </a:prstGeom>
+                  </pic:spPr>
+                </pic:pic>
+              </a:graphicData>
+            </a:graphic>
+            <wp14:sizeRelH relativeFrom="margin">
+              <wp14:pctWidth>0</wp14:pctWidth>
+            </wp14:sizeRelH>
+            <wp14:sizeRelV relativeFrom="margin">
+              <wp14:pctHeight>0</wp14:pctHeight>
+            </wp14:sizeRelV>
+          </wp:anchor>
+        </w:drawing>
+      </w:r>
+      <w:r>
+        <w:rPr>
+          <w:noProof/>
+        </w:rPr>
+        <w:drawing>
+          <wp:anchor distT="0" distB="0" distL="114300" distR="114300" simplePos="0" relativeHeight="251663360" behindDoc="0" locked="0" layoutInCell="1" allowOverlap="1" wp14:anchorId="63965C41" wp14:editId="1D0063C0">
+            <wp:simplePos x="0" y="0"/>
+            <wp:positionH relativeFrom="column">
+              <wp:posOffset>3417253</wp:posOffset>
+            </wp:positionH>
+            <wp:positionV relativeFrom="paragraph">
+              <wp:posOffset>253878</wp:posOffset>
+            </wp:positionV>
+            <wp:extent cx="2068195" cy="253483"/>
+            <wp:effectExtent l="0" t="0" r="8255" b="0"/>
+            <wp:wrapNone/>
+            <wp:docPr id="13" name="圖片 13"/>
+            <wp:cNvGraphicFramePr>
+              <a:graphicFrameLocks xmlns:a="http://schemas.openxmlformats.org/drawingml/2006/main" noChangeAspect="1"/>
+            </wp:cNvGraphicFramePr>
+            <a:graphic xmlns:a="http://schemas.openxmlformats.org/drawingml/2006/main">
+              <a:graphicData uri="http://schemas.openxmlformats.org/drawingml/2006/picture">
+                <pic:pic xmlns:pic="http://schemas.openxmlformats.org/drawingml/2006/picture">
+                  <pic:nvPicPr>
+                    <pic:cNvPr id="1" name=""/>
+                    <pic:cNvPicPr/>
+                  </pic:nvPicPr>
+                  <pic:blipFill>
+                    <a:blip r:embed="rId16">
+                      <a:extLst>
+                        <a:ext uri="{28A0092B-C50C-407E-A947-70E740481C1C}">
+                          <a14:useLocalDpi xmlns:a14="http://schemas.microsoft.com/office/drawing/2010/main" val="0"/>
+                        </a:ext>
+                      </a:extLst>
+                    </a:blip>
+                    <a:stretch>
+                      <a:fillRect/>
+                    </a:stretch>
+                  </pic:blipFill>
+                  <pic:spPr>
+                    <a:xfrm>
+                      <a:off x="0" y="0"/>
+                      <a:ext cx="2218931" cy="271958"/>
+                    </a:xfrm>
+                    <a:prstGeom prst="rect">
+                      <a:avLst/>
+                    </a:prstGeom>
+                  </pic:spPr>
+                </pic:pic>
+              </a:graphicData>
+            </a:graphic>
+            <wp14:sizeRelH relativeFrom="margin">
+              <wp14:pctWidth>0</wp14:pctWidth>
+            </wp14:sizeRelH>
+            <wp14:sizeRelV relativeFrom="margin">
+              <wp14:pctHeight>0</wp14:pctHeight>
+            </wp14:sizeRelV>
+          </wp:anchor>
+        </w:drawing>
+      </w:r>
+      <w:r>
+        <w:rPr>
+          <w:noProof/>
+        </w:rPr>
+        <w:drawing>
+          <wp:anchor distT="0" distB="0" distL="114300" distR="114300" simplePos="0" relativeHeight="251666432" behindDoc="0" locked="0" layoutInCell="1" allowOverlap="1" wp14:anchorId="01BB04AD" wp14:editId="44784E11">
+            <wp:simplePos x="0" y="0"/>
+            <wp:positionH relativeFrom="column">
+              <wp:posOffset>3373755</wp:posOffset>
+            </wp:positionH>
+            <wp:positionV relativeFrom="paragraph">
+              <wp:posOffset>969010</wp:posOffset>
+            </wp:positionV>
+            <wp:extent cx="2155757" cy="276225"/>
+            <wp:effectExtent l="0" t="0" r="0" b="0"/>
+            <wp:wrapNone/>
+            <wp:docPr id="16" name="圖片 16"/>
+            <wp:cNvGraphicFramePr>
+              <a:graphicFrameLocks xmlns:a="http://schemas.openxmlformats.org/drawingml/2006/main" noChangeAspect="1"/>
+            </wp:cNvGraphicFramePr>
+            <a:graphic xmlns:a="http://schemas.openxmlformats.org/drawingml/2006/main">
+              <a:graphicData uri="http://schemas.openxmlformats.org/drawingml/2006/picture">
+                <pic:pic xmlns:pic="http://schemas.openxmlformats.org/drawingml/2006/picture">
+                  <pic:nvPicPr>
+                    <pic:cNvPr id="1" name=""/>
+                    <pic:cNvPicPr/>
+                  </pic:nvPicPr>
+                  <pic:blipFill>
+                    <a:blip r:embed="rId17">
+                      <a:extLst>
+                        <a:ext uri="{28A0092B-C50C-407E-A947-70E740481C1C}">
+                          <a14:useLocalDpi xmlns:a14="http://schemas.microsoft.com/office/drawing/2010/main" val="0"/>
+                        </a:ext>
+                      </a:extLst>
+                    </a:blip>
+                    <a:stretch>
+                      <a:fillRect/>
+                    </a:stretch>
+                  </pic:blipFill>
+                  <pic:spPr>
+                    <a:xfrm>
+                      <a:off x="0" y="0"/>
+                      <a:ext cx="2155757" cy="276225"/>
+                    </a:xfrm>
+                    <a:prstGeom prst="rect">
+                      <a:avLst/>
+                    </a:prstGeom>
+                  </pic:spPr>
+                </pic:pic>
+              </a:graphicData>
+            </a:graphic>
+            <wp14:sizeRelH relativeFrom="margin">
+              <wp14:pctWidth>0</wp14:pctWidth>
+            </wp14:sizeRelH>
+            <wp14:sizeRelV relativeFrom="margin">
+              <wp14:pctHeight>0</wp14:pctHeight>
+            </wp14:sizeRelV>
+          </wp:anchor>
+        </w:drawing>
+      </w:r>
+      <w:r>
+        <w:rPr>
+          <w:noProof/>
+        </w:rPr>
+        <w:drawing>
+          <wp:inline distT="0" distB="0" distL="0" distR="0" wp14:anchorId="5686DF30" wp14:editId="57280EB0">
+            <wp:extent cx="3238500" cy="1352246"/>
+            <wp:effectExtent l="0" t="0" r="0" b="635"/>
             <wp:docPr id="4" name="圖片 4"/>
             <wp:cNvGraphicFramePr>
               <a:graphicFrameLocks xmlns:a="http://schemas.openxmlformats.org/drawingml/2006/main" noChangeAspect="1"/>
@@ -377,7 +1028,7 @@
                     <pic:cNvPicPr/>
                   </pic:nvPicPr>
                   <pic:blipFill>
-                    <a:blip r:embed="rId10"/>
+                    <a:blip r:embed="rId18"/>
                     <a:stretch>
                       <a:fillRect/>
                     </a:stretch>
@@ -385,7 +1036,7 @@
                   <pic:spPr>
                     <a:xfrm>
                       <a:off x="0" y="0"/>
-                      <a:ext cx="6479540" cy="1349375"/>
+                      <a:ext cx="3278246" cy="1368842"/>
                     </a:xfrm>
                     <a:prstGeom prst="rect">
                       <a:avLst/>
@@ -399,12 +1050,177 @@
       </w:r>
     </w:p>
     <w:p>
-      <w:pPr>
-        <w:ind w:left="480"/>
+      <w:r>
+        <w:rPr>
+          <w:noProof/>
+        </w:rPr>
+        <w:drawing>
+          <wp:inline distT="0" distB="0" distL="0" distR="0" wp14:anchorId="279786C4" wp14:editId="550E7044">
+            <wp:extent cx="3219450" cy="1272610"/>
+            <wp:effectExtent l="0" t="0" r="0" b="3810"/>
+            <wp:docPr id="5" name="圖片 5"/>
+            <wp:cNvGraphicFramePr>
+              <a:graphicFrameLocks xmlns:a="http://schemas.openxmlformats.org/drawingml/2006/main" noChangeAspect="1"/>
+            </wp:cNvGraphicFramePr>
+            <a:graphic xmlns:a="http://schemas.openxmlformats.org/drawingml/2006/main">
+              <a:graphicData uri="http://schemas.openxmlformats.org/drawingml/2006/picture">
+                <pic:pic xmlns:pic="http://schemas.openxmlformats.org/drawingml/2006/picture">
+                  <pic:nvPicPr>
+                    <pic:cNvPr id="1" name=""/>
+                    <pic:cNvPicPr/>
+                  </pic:nvPicPr>
+                  <pic:blipFill>
+                    <a:blip r:embed="rId19"/>
+                    <a:stretch>
+                      <a:fillRect/>
+                    </a:stretch>
+                  </pic:blipFill>
+                  <pic:spPr>
+                    <a:xfrm>
+                      <a:off x="0" y="0"/>
+                      <a:ext cx="3243280" cy="1282030"/>
+                    </a:xfrm>
+                    <a:prstGeom prst="rect">
+                      <a:avLst/>
+                    </a:prstGeom>
+                  </pic:spPr>
+                </pic:pic>
+              </a:graphicData>
+            </a:graphic>
+          </wp:inline>
+        </w:drawing>
+      </w:r>
+    </w:p>
+    <w:p>
+      <w:r>
+        <w:rPr>
+          <w:noProof/>
+        </w:rPr>
+        <w:drawing>
+          <wp:inline distT="0" distB="0" distL="0" distR="0" wp14:anchorId="1C15A9FC" wp14:editId="4CA3F4B4">
+            <wp:extent cx="3171825" cy="1323007"/>
+            <wp:effectExtent l="0" t="0" r="0" b="0"/>
+            <wp:docPr id="9" name="圖片 9"/>
+            <wp:cNvGraphicFramePr>
+              <a:graphicFrameLocks xmlns:a="http://schemas.openxmlformats.org/drawingml/2006/main" noChangeAspect="1"/>
+            </wp:cNvGraphicFramePr>
+            <a:graphic xmlns:a="http://schemas.openxmlformats.org/drawingml/2006/main">
+              <a:graphicData uri="http://schemas.openxmlformats.org/drawingml/2006/picture">
+                <pic:pic xmlns:pic="http://schemas.openxmlformats.org/drawingml/2006/picture">
+                  <pic:nvPicPr>
+                    <pic:cNvPr id="1" name=""/>
+                    <pic:cNvPicPr/>
+                  </pic:nvPicPr>
+                  <pic:blipFill>
+                    <a:blip r:embed="rId20"/>
+                    <a:stretch>
+                      <a:fillRect/>
+                    </a:stretch>
+                  </pic:blipFill>
+                  <pic:spPr>
+                    <a:xfrm>
+                      <a:off x="0" y="0"/>
+                      <a:ext cx="3200402" cy="1334927"/>
+                    </a:xfrm>
+                    <a:prstGeom prst="rect">
+                      <a:avLst/>
+                    </a:prstGeom>
+                  </pic:spPr>
+                </pic:pic>
+              </a:graphicData>
+            </a:graphic>
+          </wp:inline>
+        </w:drawing>
+      </w:r>
+    </w:p>
+    <w:p>
+      <w:r>
+        <w:rPr>
+          <w:noProof/>
+        </w:rPr>
+        <w:drawing>
+          <wp:inline distT="0" distB="0" distL="0" distR="0" wp14:anchorId="572E7BDD" wp14:editId="45C67DF1">
+            <wp:extent cx="3133725" cy="1265066"/>
+            <wp:effectExtent l="0" t="0" r="0" b="0"/>
+            <wp:docPr id="10" name="圖片 10"/>
+            <wp:cNvGraphicFramePr>
+              <a:graphicFrameLocks xmlns:a="http://schemas.openxmlformats.org/drawingml/2006/main" noChangeAspect="1"/>
+            </wp:cNvGraphicFramePr>
+            <a:graphic xmlns:a="http://schemas.openxmlformats.org/drawingml/2006/main">
+              <a:graphicData uri="http://schemas.openxmlformats.org/drawingml/2006/picture">
+                <pic:pic xmlns:pic="http://schemas.openxmlformats.org/drawingml/2006/picture">
+                  <pic:nvPicPr>
+                    <pic:cNvPr id="1" name=""/>
+                    <pic:cNvPicPr/>
+                  </pic:nvPicPr>
+                  <pic:blipFill>
+                    <a:blip r:embed="rId21"/>
+                    <a:stretch>
+                      <a:fillRect/>
+                    </a:stretch>
+                  </pic:blipFill>
+                  <pic:spPr>
+                    <a:xfrm>
+                      <a:off x="0" y="0"/>
+                      <a:ext cx="3157644" cy="1274722"/>
+                    </a:xfrm>
+                    <a:prstGeom prst="rect">
+                      <a:avLst/>
+                    </a:prstGeom>
+                  </pic:spPr>
+                </pic:pic>
+              </a:graphicData>
+            </a:graphic>
+          </wp:inline>
+        </w:drawing>
+      </w:r>
+    </w:p>
+    <w:p>
+      <w:pPr>
         <w:rPr>
           <w:rFonts w:hint="eastAsia"/>
         </w:rPr>
       </w:pPr>
+      <w:r>
+        <w:rPr>
+          <w:noProof/>
+        </w:rPr>
+        <w:drawing>
+          <wp:inline distT="0" distB="0" distL="0" distR="0" wp14:anchorId="112A8BB4" wp14:editId="1FB73682">
+            <wp:extent cx="3175397" cy="1266825"/>
+            <wp:effectExtent l="0" t="0" r="6350" b="0"/>
+            <wp:docPr id="11" name="圖片 11"/>
+            <wp:cNvGraphicFramePr>
+              <a:graphicFrameLocks xmlns:a="http://schemas.openxmlformats.org/drawingml/2006/main" noChangeAspect="1"/>
+            </wp:cNvGraphicFramePr>
+            <a:graphic xmlns:a="http://schemas.openxmlformats.org/drawingml/2006/main">
+              <a:graphicData uri="http://schemas.openxmlformats.org/drawingml/2006/picture">
+                <pic:pic xmlns:pic="http://schemas.openxmlformats.org/drawingml/2006/picture">
+                  <pic:nvPicPr>
+                    <pic:cNvPr id="1" name=""/>
+                    <pic:cNvPicPr/>
+                  </pic:nvPicPr>
+                  <pic:blipFill>
+                    <a:blip r:embed="rId22"/>
+                    <a:stretch>
+                      <a:fillRect/>
+                    </a:stretch>
+                  </pic:blipFill>
+                  <pic:spPr>
+                    <a:xfrm>
+                      <a:off x="0" y="0"/>
+                      <a:ext cx="3188092" cy="1271890"/>
+                    </a:xfrm>
+                    <a:prstGeom prst="rect">
+                      <a:avLst/>
+                    </a:prstGeom>
+                  </pic:spPr>
+                </pic:pic>
+              </a:graphicData>
+            </a:graphic>
+          </wp:inline>
+        </w:drawing>
+      </w:r>
     </w:p>
     <w:sectPr>
       <w:pgSz w:w="11906" w:h="16838"/>
@@ -695,6 +1511,7 @@
     <w:lsdException w:name="HTML Sample" w:semiHidden="1" w:unhideWhenUsed="1"/>
     <w:lsdException w:name="HTML Typewriter" w:semiHidden="1" w:unhideWhenUsed="1"/>
     <w:lsdException w:name="HTML Variable" w:semiHidden="1" w:unhideWhenUsed="1"/>
+    <w:lsdException w:name="Normal Table" w:semiHidden="1" w:unhideWhenUsed="1"/>
     <w:lsdException w:name="annotation subject" w:semiHidden="1" w:unhideWhenUsed="1"/>
     <w:lsdException w:name="No List" w:semiHidden="1" w:unhideWhenUsed="1"/>
     <w:lsdException w:name="Outline List 1" w:semiHidden="1" w:unhideWhenUsed="1"/>
@@ -741,8 +1558,10 @@
     <w:lsdException w:name="Table Subtle 2" w:semiHidden="1" w:unhideWhenUsed="1"/>
     <w:lsdException w:name="Table Web 1" w:semiHidden="1" w:unhideWhenUsed="1"/>
     <w:lsdException w:name="Table Web 2" w:semiHidden="1" w:unhideWhenUsed="1"/>
+    <w:lsdException w:name="Table Web 3" w:semiHidden="1" w:unhideWhenUsed="1"/>
     <w:lsdException w:name="Balloon Text" w:semiHidden="1" w:unhideWhenUsed="1"/>
     <w:lsdException w:name="Table Grid" w:uiPriority="39"/>
+    <w:lsdException w:name="Table Theme" w:semiHidden="1" w:unhideWhenUsed="1"/>
     <w:lsdException w:name="Placeholder Text" w:semiHidden="1"/>
     <w:lsdException w:name="No Spacing" w:uiPriority="1" w:qFormat="1"/>
     <w:lsdException w:name="Light Shading" w:uiPriority="60"/>
